--- a/downloads/intro-transcript-outro/18_T7.docx
+++ b/downloads/intro-transcript-outro/18_T7.docx
@@ -34,7 +34,23 @@
         <w:rPr>
           <w:color w:val="2EAF7D"/>
         </w:rPr>
-        <w:t xml:space="preserve">Vous n’êtes pas seul·e. La chorale montre des chercheur·ses entouré·es : SATT, incubateur, plateformes, collègues.</w:t>
+        <w:t xml:space="preserve">Jusqu’ici, beaucoup de gestes se font encore « dans la tête » ou au laboratoire : problème, preuve, PI, contrat.</w:t>
+      </w:r>
+    </w:p>
+    <w:p>
+      <w:r>
+        <w:rPr>
+          <w:color w:val="2EAF7D"/>
+        </w:rPr>
+        <w:t xml:space="preserve">Les témoignages montrent autre chose : personne n’avance seul. SATT, incubateur, collègues, plateformes.</w:t>
+      </w:r>
+    </w:p>
+    <w:p>
+      <w:r>
+        <w:rPr>
+          <w:color w:val="2EAF7D"/>
+        </w:rPr>
+        <w:t xml:space="preserve">Écoutez qui les a entourés, et à quel moment.</w:t>
       </w:r>
     </w:p>
     <w:p>
@@ -256,7 +272,31 @@
         <w:rPr>
           <w:color w:val="F48C2E"/>
         </w:rPr>
-        <w:t xml:space="preserve">Trois regards ensuite : prématuration et maturation, ce que fait un incubateur, puis d’autres structures — Design Spot, fablab, OTT.</w:t>
+        <w:t xml:space="preserve">Trois regards, dans l’ordre du dérisquage que Virginia a posé.</w:t>
+      </w:r>
+    </w:p>
+    <w:p>
+      <w:r>
+        <w:rPr>
+          <w:color w:val="F48C2E"/>
+        </w:rPr>
+        <w:t xml:space="preserve">D’abord la SATT : prématuration, maturation, invention n’est pas innovation.</w:t>
+      </w:r>
+    </w:p>
+    <w:p>
+      <w:r>
+        <w:rPr>
+          <w:color w:val="F48C2E"/>
+        </w:rPr>
+        <w:t xml:space="preserve">Puis l’incubateur : le côté entrepreneurial.</w:t>
+      </w:r>
+    </w:p>
+    <w:p>
+      <w:r>
+        <w:rPr>
+          <w:color w:val="F48C2E"/>
+        </w:rPr>
+        <w:t xml:space="preserve">Puis d’autres portes — Design Spot, fablab — pour l’usage et la preuve concrète, souvent trop tard si on les appelle à la fin.</w:t>
       </w:r>
     </w:p>
     <w:sectPr>

--- a/downloads/intro-transcript-outro/18_T7.docx
+++ b/downloads/intro-transcript-outro/18_T7.docx
@@ -24,7 +24,7 @@
       </w:pPr>
       <w:r>
         <w:rPr>
-          <w:color w:val="2EAF7D"/>
+          <w:color w:val="00AE69"/>
         </w:rPr>
         <w:t xml:space="preserve">Intro</w:t>
       </w:r>
@@ -32,7 +32,7 @@
     <w:p>
       <w:r>
         <w:rPr>
-          <w:color w:val="2EAF7D"/>
+          <w:color w:val="00AE69"/>
         </w:rPr>
         <w:t xml:space="preserve">Jusqu’ici, beaucoup de gestes se font encore « dans la tête » ou au laboratoire : problème, preuve, PI, contrat.</w:t>
       </w:r>
@@ -40,7 +40,7 @@
     <w:p>
       <w:r>
         <w:rPr>
-          <w:color w:val="2EAF7D"/>
+          <w:color w:val="00AE69"/>
         </w:rPr>
         <w:t xml:space="preserve">Les témoignages montrent autre chose : personne n’avance seul. SATT, incubateur, collègues, plateformes.</w:t>
       </w:r>
@@ -48,7 +48,7 @@
     <w:p>
       <w:r>
         <w:rPr>
-          <w:color w:val="2EAF7D"/>
+          <w:color w:val="00AE69"/>
         </w:rPr>
         <w:t xml:space="preserve">Écoutez qui les a entourés, et à quel moment.</w:t>
       </w:r>
@@ -262,7 +262,7 @@
       </w:pPr>
       <w:r>
         <w:rPr>
-          <w:color w:val="F48C2E"/>
+          <w:color w:val="F0821A"/>
         </w:rPr>
         <w:t xml:space="preserve">Outro</w:t>
       </w:r>
@@ -270,7 +270,7 @@
     <w:p>
       <w:r>
         <w:rPr>
-          <w:color w:val="F48C2E"/>
+          <w:color w:val="F0821A"/>
         </w:rPr>
         <w:t xml:space="preserve">Trois regards, dans l’ordre du dérisquage que Virginia a posé.</w:t>
       </w:r>
@@ -278,7 +278,7 @@
     <w:p>
       <w:r>
         <w:rPr>
-          <w:color w:val="F48C2E"/>
+          <w:color w:val="F0821A"/>
         </w:rPr>
         <w:t xml:space="preserve">D’abord la SATT : prématuration, maturation, invention n’est pas innovation.</w:t>
       </w:r>
@@ -286,7 +286,7 @@
     <w:p>
       <w:r>
         <w:rPr>
-          <w:color w:val="F48C2E"/>
+          <w:color w:val="F0821A"/>
         </w:rPr>
         <w:t xml:space="preserve">Puis l’incubateur : le côté entrepreneurial.</w:t>
       </w:r>
@@ -294,7 +294,7 @@
     <w:p>
       <w:r>
         <w:rPr>
-          <w:color w:val="F48C2E"/>
+          <w:color w:val="F0821A"/>
         </w:rPr>
         <w:t xml:space="preserve">Puis d’autres portes — Design Spot, fablab — pour l’usage et la preuve concrète, souvent trop tard si on les appelle à la fin.</w:t>
       </w:r>
@@ -329,7 +329,7 @@
       <w:b/>
       <w:sz w:val="36"/>
       <w:szCs w:val="36"/>
-      <w:color w:val="580F45"/>
+      <w:color w:val="63003C"/>
     </w:rPr>
   </w:style>
   <w:style w:type="paragraph" w:styleId="Heading2">
@@ -345,7 +345,7 @@
       <w:b/>
       <w:sz w:val="26"/>
       <w:szCs w:val="26"/>
-      <w:color w:val="F48C2E"/>
+      <w:color w:val="F0821A"/>
     </w:rPr>
   </w:style>
 </w:styles>
